--- a/dokumentation/07_argocd_gitops_und_promotion.docx
+++ b/dokumentation/07_argocd_gitops_und_promotion.docx
@@ -1169,6 +1169,11 @@
       </w:r>
     </w:p>
     <w:p>
+      <w:r>
+        <w:t>Ein vollständiger realer Primärnachweis für genau diesen Ablauf liegt vor (siehe textdateien/promotion_und_rollback_nachweis.txt): Release-Run 31727579486 veröffentlichte das Image mit dem Commit-SHA-Tag 2ae1f2e41c992fdbb81107aac79e66afe7ef2ea1; Commit d3eab48 aktualisierte damit das Dev-Overlay, wonach pacman-dev Synced/Healthy war. Die Promotion nach Prod erfolgte über PR #8 (feature/ap23-promotion-rollback → main, ausschließlich Änderung des Prod-newTag), gemergt als fb4e892, mit dem eigentlichen Promotion-Commit b011926. Nach dem Merge war pacman-prod zunächst beabsichtigt OutOfSync/Healthy (prod hat keine automatische SyncPolicy) und wurde anschließend über einen kontrollierten manuellen argocd app sync auf Synced/Healthy gebracht. Das laufende Prod-Image wurde danach als identisch mit dem zuvor in Dev geprüften Stand verifiziert.</w:t>
+      </w:r>
+    </w:p>
+    <w:p>
       <w:pPr>
         <w:pStyle w:val="Heading1"/>
       </w:pPr>
@@ -1184,6 +1189,11 @@
     <w:p>
       <w:r>
         <w:t>Der Projektverlauf enthält bereits echte Revert-/Restore-Muster. Commit 1bd31df nahm beispielsweise einen HPA-Delete-Patch für einen GitOps-Test zurück; Commit 3dddfb9 revertierte diese Änderung anschließend wieder. Auch die zahlreichen AP28-Test-/Fix-Paare zeigen dasselbe Prinzip: Fehlerzustand versionieren, Ursache analysieren, Fix versionieren und anschließend den Betriebszustand nachweisen.</w:t>
+      </w:r>
+    </w:p>
+    <w:p>
+      <w:r>
+        <w:t>Ein realer Negativtest mit anschließendem GitOps-Rollback ist vollständig dokumentiert (textdateien/promotion_und_rollback_nachweis.txt, Abschnitt 6): Commit bf71732 setzte in Dev bewusst den ungültigen Image-Tag ap23-fehlerrelease-nicht-vorhanden. Der neue Pod ging in ImagePullBackOff/ErrImagePull, während der bestehende Pod weiterhin 1/1 Running blieb; pacman-dev zeigte Synced/Progressing→Degraded. PR #9 (test/ap23-fehlerrelease → main) wurde gemergt (c575d90), eine Promotion nach Prod wurde bewusst nicht durchgeführt - pacman-prod blieb durchgehend Synced/Healthy mit unverändertem Image. Der Rollback erfolgte GitOps-konform über den Branch revert/ap23-fehlerrelease, der den fehlerhaften Merge-Commit in Git zurücknahm, statt kubectl rollout undo oder eine direkte Deployment-Änderung zu verwenden. Argo CD synchronisierte anschließend den wiederhergestellten Sollzustand ohne manuellen Cluster-Eingriff außerhalb von Git.</w:t>
       </w:r>
     </w:p>
     <w:tbl>
@@ -3059,7 +3069,7 @@
               <w:rPr>
                 <w:sz w:val="16"/>
               </w:rPr>
-              <w:t>Verfahren eindeutig definiert</w:t>
+              <w:t>PR #8, Merge fb4e892, Promotion-Commit b011926, Image 2ae1f2e4... in Dev und Prod identisch verifiziert (Abschnitt 8)</w:t>
             </w:r>
           </w:p>
         </w:tc>
@@ -3073,7 +3083,7 @@
               <w:rPr>
                 <w:sz w:val="16"/>
               </w:rPr>
-              <w:t>Konkreten finalen Promotion-Commit, identischen SHA/Digest und Prod-Nachtest noch als Primärnachweis verwenden.</w:t>
+              <w:t>Technisch nachgewiesen.</w:t>
             </w:r>
           </w:p>
         </w:tc>
@@ -3103,7 +3113,7 @@
               <w:rPr>
                 <w:sz w:val="16"/>
               </w:rPr>
-              <w:t>Bestandteil der Architektur</w:t>
+              <w:t>Nach Promotion PR #8 zunächst beabsichtigt OutOfSync/Healthy, nach manuellem argocd app sync Synced/Healthy (Abschnitt 8)</w:t>
             </w:r>
           </w:p>
         </w:tc>
@@ -3117,7 +3127,7 @@
               <w:rPr>
                 <w:sz w:val="16"/>
               </w:rPr>
-              <w:t>Aktuellen pacman-prod Sync-/Health-Status nicht ohne kubectl/Argo-CD-Nachweis behaupten.</w:t>
+              <w:t>Technisch nachgewiesen für diesen Promotion-Zeitpunkt.</w:t>
             </w:r>
           </w:p>
         </w:tc>
@@ -3147,7 +3157,7 @@
               <w:rPr>
                 <w:sz w:val="16"/>
               </w:rPr>
-              <w:t>Git-basierte Strategie und reale Revert-/Fix-Historie vorhanden</w:t>
+              <w:t>PR #9 Negativtest (bf71732, ungültiger Tag) und Git-Rollback via revert/ap23-fehlerrelease dokumentiert (Abschnitt 9)</w:t>
             </w:r>
           </w:p>
         </w:tc>
@@ -3161,7 +3171,7 @@
               <w:rPr>
                 <w:sz w:val="16"/>
               </w:rPr>
-              <w:t>Finalen Promotion-Rollback mit vorher/nachher SHA dokumentieren, falls als Pflichtnachweis vorgesehen.</w:t>
+              <w:t>Technisch nachgewiesen.</w:t>
             </w:r>
           </w:p>
         </w:tc>
@@ -3315,7 +3325,7 @@
     </w:p>
     <w:p>
       <w:r>
-        <w:t>Zusätzlich belegt der HPA-/Argo-CD-Fall, dass GitOps nicht nur Synchronisierung, sondern auch die saubere Abgrenzung mehrerer Kubernetes-Controller erfordert. Promotion und Rollback sind als Git-basierte Prozesse modelliert. Einen konkreten finalen Prod-Promotion-SHA, Prod-Sync-Status oder finalen Rollback-Endzustand erfindet dieses Dokument nicht; diese Werte werden erst mit den entsprechenden Primärnachweisen als abgeschlossen bewertet.</w:t>
+        <w:t>Zusätzlich belegt der HPA-/Argo-CD-Fall, dass GitOps nicht nur Synchronisierung, sondern auch die saubere Abgrenzung mehrerer Kubernetes-Controller erfordert. Promotion und Rollback sind als Git-basierte Prozesse modelliert. Für Promotion und Rollback liegt inzwischen ein vollständiger realer Primärnachweis vor (Abschnitte 8 und 9, textdateien/promotion_und_rollback_nachweis.txt): PR #8/Commit b011926 promotete das in Dev geprüfte Image 2ae1f2e4... unverändert nach Prod, und der Negativtest über PR #9 mit anschließendem Git-Rollback (revert/ap23-fehlerrelease) zeigt, dass ein fehlerhafter Release Prod nicht erreicht und ein Fehler sauber über Git zurückgenommen werden kann.</w:t>
       </w:r>
     </w:p>
     <w:sectPr>
